--- a/zht/docx/54.content.docx
+++ b/zht/docx/54.content.docx
@@ -522,19 +522,7 @@
         <w:rPr>
           <w:lang w:val="zh_TW" w:bidi="zh_TW"/>
         </w:rPr>
-        <w:t>提摩太當時在以弗所教會擔任保羅的委任代表（見</w:t>
-      </w:r>
-      <w:r>
-        <w:rPr>
-          <w:lang w:val="zh_TW" w:bidi="zh_TW"/>
-        </w:rPr>
-        <w:t>提摩太前書簡介</w:t>
-      </w:r>
-      <w:r>
-        <w:rPr>
-          <w:lang w:val="zh_TW" w:bidi="zh_TW"/>
-        </w:rPr>
-        <w:t>，「背景」）。</w:t>
+        <w:t>提摩太當時在以弗所教會擔任保羅的委任代表（見提摩太前書簡介，「背景」）。</w:t>
       </w:r>
     </w:p>
     <w:p>
@@ -709,19 +697,7 @@
         <w:rPr>
           <w:lang w:val="zh_TW" w:bidi="zh_TW"/>
         </w:rPr>
-        <w:t>保羅的問候通常會跟隨著對神的感謝或祝福；希臘羅馬的書信也經常這樣做。提摩太前書和提多書可能因其作為授權委任代表的正式信件性質而沒有包括這一部分（見</w:t>
-      </w:r>
-      <w:r>
-        <w:rPr>
-          <w:lang w:val="zh_TW" w:bidi="zh_TW"/>
-        </w:rPr>
-        <w:t>提摩太前書書卷簡介</w:t>
-      </w:r>
-      <w:r>
-        <w:rPr>
-          <w:lang w:val="zh_TW" w:bidi="zh_TW"/>
-        </w:rPr>
-        <w:t>，「文學體裁」）。取而代之的是，保羅一開始就表達他對制止假教師的關切。</w:t>
+        <w:t>保羅的問候通常會跟隨著對神的感謝或祝福；希臘羅馬的書信也經常這樣做。提摩太前書和提多書可能因其作為授權委任代表的正式信件性質而沒有包括這一部分（見提摩太前書書卷簡介，「文學體裁」）。取而代之的是，保羅一開始就表達他對制止假教師的關切。</w:t>
       </w:r>
       <w:r>
         <w:rPr>
@@ -2144,19 +2120,7 @@
         <w:rPr>
           <w:lang w:val="zh_TW" w:bidi="zh_TW"/>
         </w:rPr>
-        <w:t>），他應該利用可用的資源，保持忠心，並細想這兩個不好的例子。教會（也是針對信件部分聽眾；見</w:t>
-      </w:r>
-      <w:r>
-        <w:rPr>
-          <w:lang w:val="zh_TW" w:bidi="zh_TW"/>
-        </w:rPr>
-        <w:t>提摩太前書書介</w:t>
-      </w:r>
-      <w:r>
-        <w:rPr>
-          <w:lang w:val="zh_TW" w:bidi="zh_TW"/>
-        </w:rPr>
-        <w:t>，「文學體裁」）應該期待保羅的委任代表能夠做這些事情。</w:t>
+        <w:t>），他應該利用可用的資源，保持忠心，並細想這兩個不好的例子。教會（也是針對信件部分聽眾；見提摩太前書書介，「文學體裁」）應該期待保羅的委任代表能夠做這些事情。</w:t>
       </w:r>
       <w:r>
         <w:rPr>
@@ -4169,19 +4133,7 @@
         <w:rPr>
           <w:lang w:val="zh_TW" w:bidi="zh_TW"/>
         </w:rPr>
-        <w:t>）：這句話最可能的解釋是，假教師在家庭中引起了麻煩（見</w:t>
-      </w:r>
-      <w:r>
-        <w:rPr>
-          <w:lang w:val="zh_TW" w:bidi="zh_TW"/>
-        </w:rPr>
-        <w:t>提摩太前書簡介</w:t>
-      </w:r>
-      <w:r>
-        <w:rPr>
-          <w:lang w:val="zh_TW" w:bidi="zh_TW"/>
-        </w:rPr>
-        <w:t>，「背景」），保羅呼籲這些婦女回到正確的家庭關係，遵循福音的真理（見</w:t>
+        <w:t>）：這句話最可能的解釋是，假教師在家庭中引起了麻煩（見提摩太前書簡介，「背景」），保羅呼籲這些婦女回到正確的家庭關係，遵循福音的真理（見</w:t>
       </w:r>
       <w:r>
         <w:rPr>
@@ -10738,19 +10690,7 @@
         <w:rPr>
           <w:lang w:val="zh_TW" w:bidi="zh_TW"/>
         </w:rPr>
-        <w:t>你們（所有人）：這封信是寄給提摩太的，但目的是要在整個教會中朗讀（見</w:t>
-      </w:r>
-      <w:r>
-        <w:rPr>
-          <w:lang w:val="zh_TW" w:bidi="zh_TW"/>
-        </w:rPr>
-        <w:t>提摩太前書簡介</w:t>
-      </w:r>
-      <w:r>
-        <w:rPr>
-          <w:lang w:val="zh_TW" w:bidi="zh_TW"/>
-        </w:rPr>
-        <w:t>，「文學類型」）。</w:t>
+        <w:t>你們（所有人）：這封信是寄給提摩太的，但目的是要在整個教會中朗讀（見提摩太前書簡介，「文學類型」）。</w:t>
       </w:r>
       <w:r>
         <w:rPr>
